--- a/materialien/Werkzeuge/Warm-up-Karten/AQ_Warm-up-Karten_W6.docx
+++ b/materialien/Werkzeuge/Warm-up-Karten/AQ_Warm-up-Karten_W6.docx
@@ -7026,7 +7026,7 @@
                 <w:sz w:val="18"/>
                 <w:szCs w:val="18"/>
               </w:rPr>
-              <w:t xml:space="preserve">Dokumentiere den Aufruf suche(r, 63) in einer Tracetabelle mit den Spalten Durchlauf, lo, hi, mid, r[mid] (eine Zeile vor der Schleife, dann eine Zeile je Schleifendurchlauf mit den Werten am Ende des Durchlaufs) und gib die Rückgabe an.</w:t>
+              <w:t xml:space="preserve">Dokumentiere den Aufruf suche(r, 63) in einer Tracetabelle mit den Spalten Durchlauf, lo, hi, mid, r[mid] (eine Zeile an jeder mit „// → Tabellenzeile“ markierten Stelle: vor der Schleife und am Ende jedes Durchlaufs) und gib die Rückgabe an.</w:t>
             </w:r>
           </w:p>
           <w:p>
@@ -7160,19 +7160,14 @@
                     </w:rPr>
                     <w:t xml:space="preserve">    int hi = r.length - 1;</w:t>
                   </w:r>
-                </w:p>
-                <w:p>
-                  <w:pPr>
-                    <w:keepNext/>
-                    <w:spacing w:after="0" w:before="0" w:line="180"/>
-                  </w:pPr>
                   <w:r>
                     <w:rPr>
                       <w:rFonts w:ascii="Consolas" w:cs="Consolas" w:eastAsia="Consolas" w:hAnsi="Consolas"/>
                       <w:sz w:val="15"/>
                       <w:szCs w:val="15"/>
-                    </w:rPr>
-                    <w:t xml:space="preserve">    while (lo &lt; hi) {</w:t>
+                      <w:color w:val="5F7F5F"/>
+                    </w:rPr>
+                    <w:t xml:space="preserve">   // → Tabellenzeile (Startwerte)</w:t>
                   </w:r>
                 </w:p>
                 <w:p>
@@ -7186,7 +7181,7 @@
                       <w:sz w:val="15"/>
                       <w:szCs w:val="15"/>
                     </w:rPr>
-                    <w:t xml:space="preserve">        int mid = (lo + hi) / 2;</w:t>
+                    <w:t xml:space="preserve">    while (lo &lt; hi) {</w:t>
                   </w:r>
                 </w:p>
                 <w:p>
@@ -7200,7 +7195,7 @@
                       <w:sz w:val="15"/>
                       <w:szCs w:val="15"/>
                     </w:rPr>
-                    <w:t xml:space="preserve">        if (r[mid] == x) {</w:t>
+                    <w:t xml:space="preserve">        int mid = (lo + hi) / 2;</w:t>
                   </w:r>
                 </w:p>
                 <w:p>
@@ -7214,7 +7209,7 @@
                       <w:sz w:val="15"/>
                       <w:szCs w:val="15"/>
                     </w:rPr>
-                    <w:t xml:space="preserve">            return mid;</w:t>
+                    <w:t xml:space="preserve">        if (r[mid] == x) {</w:t>
                   </w:r>
                 </w:p>
                 <w:p>
@@ -7228,7 +7223,7 @@
                       <w:sz w:val="15"/>
                       <w:szCs w:val="15"/>
                     </w:rPr>
-                    <w:t xml:space="preserve">        }</w:t>
+                    <w:t xml:space="preserve">            return mid;</w:t>
                   </w:r>
                 </w:p>
                 <w:p>
@@ -7242,7 +7237,7 @@
                       <w:sz w:val="15"/>
                       <w:szCs w:val="15"/>
                     </w:rPr>
-                    <w:t xml:space="preserve">        if (r[mid] &lt; x) {</w:t>
+                    <w:t xml:space="preserve">        }</w:t>
                   </w:r>
                 </w:p>
                 <w:p>
@@ -7256,7 +7251,7 @@
                       <w:sz w:val="15"/>
                       <w:szCs w:val="15"/>
                     </w:rPr>
-                    <w:t xml:space="preserve">            lo = mid + 1;</w:t>
+                    <w:t xml:space="preserve">        if (r[mid] &lt; x) {</w:t>
                   </w:r>
                 </w:p>
                 <w:p>
@@ -7270,7 +7265,7 @@
                       <w:sz w:val="15"/>
                       <w:szCs w:val="15"/>
                     </w:rPr>
-                    <w:t xml:space="preserve">        } else {</w:t>
+                    <w:t xml:space="preserve">            lo = mid + 1;</w:t>
                   </w:r>
                 </w:p>
                 <w:p>
@@ -7284,7 +7279,7 @@
                       <w:sz w:val="15"/>
                       <w:szCs w:val="15"/>
                     </w:rPr>
-                    <w:t xml:space="preserve">            hi = mid - 1;</w:t>
+                    <w:t xml:space="preserve">        } else {</w:t>
                   </w:r>
                 </w:p>
                 <w:p>
@@ -7298,7 +7293,30 @@
                       <w:sz w:val="15"/>
                       <w:szCs w:val="15"/>
                     </w:rPr>
+                    <w:t xml:space="preserve">            hi = mid - 1;</w:t>
+                  </w:r>
+                </w:p>
+                <w:p>
+                  <w:pPr>
+                    <w:keepNext/>
+                    <w:spacing w:after="0" w:before="0" w:line="180"/>
+                  </w:pPr>
+                  <w:r>
+                    <w:rPr>
+                      <w:rFonts w:ascii="Consolas" w:cs="Consolas" w:eastAsia="Consolas" w:hAnsi="Consolas"/>
+                      <w:sz w:val="15"/>
+                      <w:szCs w:val="15"/>
+                    </w:rPr>
                     <w:t xml:space="preserve">        }</w:t>
+                  </w:r>
+                  <w:r>
+                    <w:rPr>
+                      <w:rFonts w:ascii="Consolas" w:cs="Consolas" w:eastAsia="Consolas" w:hAnsi="Consolas"/>
+                      <w:sz w:val="15"/>
+                      <w:szCs w:val="15"/>
+                      <w:color w:val="5F7F5F"/>
+                    </w:rPr>
+                    <w:t xml:space="preserve">   // → Tabellenzeile</w:t>
                   </w:r>
                 </w:p>
                 <w:p>
@@ -7919,7 +7937,7 @@
                 <w:sz w:val="18"/>
                 <w:szCs w:val="18"/>
               </w:rPr>
-              <w:t xml:space="preserve">Falle P8 – Trace-/Dokumentationstabelle. Klassiker aus Welt 4 (Mischaufgabe mit Schlange und Stapel, Abi 22N-B a, 24H-B e). Die Schlange q enthält zu Beginn (vorn zuerst) 5, 8, 3, 6, der Stapel s ist leer. Vorgabe für die Tracetabelle: eine Zeile mit den Anfangswerten, dann eine Zeile je Schleifendurchlauf mit den Werten am Ende des Durchlaufs; alle Spalten in jeder Zeile ausfüllen.</w:t>
+              <w:t xml:space="preserve">Falle P8 – Trace-/Dokumentationstabelle. Klassiker aus Welt 4 (Mischaufgabe mit Schlange und Stapel, Abi 22N-B a, 24H-B e). Die Schlange q enthält zu Beginn (vorn zuerst) 5, 8, 3, 6, der Stapel s ist leer. Vorgabe für die Tracetabelle: nur Variablen; eine Zeile mit den Anfangswerten vor der Schleife, dann eine Zeile an jeder mit „// → Tabellenzeile“ markierten Stelle; alle Spalten in jeder Zeile ausfüllen.</w:t>
             </w:r>
           </w:p>
           <w:p>
@@ -8151,6 +8169,15 @@
                     </w:rPr>
                     <w:t xml:space="preserve">    }</w:t>
                   </w:r>
+                  <w:r>
+                    <w:rPr>
+                      <w:rFonts w:ascii="Consolas" w:cs="Consolas" w:eastAsia="Consolas" w:hAnsi="Consolas"/>
+                      <w:sz w:val="15"/>
+                      <w:szCs w:val="15"/>
+                      <w:color w:val="5F7F5F"/>
+                    </w:rPr>
+                    <w:t xml:space="preserve">   // → Tabellenzeile</w:t>
+                  </w:r>
                 </w:p>
                 <w:p>
                   <w:pPr>
@@ -9526,7 +9553,7 @@
                 <w:sz w:val="18"/>
                 <w:szCs w:val="18"/>
               </w:rPr>
-              <w:t xml:space="preserve">Gib die Belegung von r nach jedem Durchlauf der äußeren Schleife für r = {14, 3, 27, 9, 20} an sowie die Rückgabe.</w:t>
+              <w:t xml:space="preserve">Gib die Belegung von r an der mit „// → Tabellenzeile“ markierten Stelle (nach jedem Durchlauf der äußeren Schleife) für r = {14, 3, 27, 9, 20} an sowie die Rückgabe.</w:t>
             </w:r>
           </w:p>
           <w:p>
@@ -9799,6 +9826,15 @@
                       <w:szCs w:val="15"/>
                     </w:rPr>
                     <w:t xml:space="preserve">13         r[min] = h;</w:t>
+                  </w:r>
+                  <w:r>
+                    <w:rPr>
+                      <w:rFonts w:ascii="Consolas" w:cs="Consolas" w:eastAsia="Consolas" w:hAnsi="Consolas"/>
+                      <w:sz w:val="15"/>
+                      <w:szCs w:val="15"/>
+                      <w:color w:val="5F7F5F"/>
+                    </w:rPr>
+                    <w:t xml:space="preserve">   // → Tabellenzeile</w:t>
                   </w:r>
                 </w:p>
                 <w:p>
@@ -13283,7 +13319,7 @@
           <w:sz w:val="21"/>
           <w:szCs w:val="21"/>
         </w:rPr>
-        <w:t xml:space="preserve">a) z. B.: (1) Die Durchläufe mit x = 8 und x = 6 fehlen – dort ändert sich s (8 bzw. 6 werden abgelegt), jede Wertänderung muss dokumentiert werden. (2) Es fehlt die Zeile mit den Anfangswerten (q = 5, 8, 3, 6, s leer, summe = 0) und die vorgegebene Spalte Durchlauf. (3) Leere Zellen statt „leer“ bzw. „–“ – man kann nicht unterscheiden, ob die Struktur leer ist oder der Eintrag vergessen wurde. (4) Der Endwert von summe ist nicht ausdrücklich angegeben.</w:t>
+        <w:t xml:space="preserve">a) z. B.: (1) Die Durchläufe mit x = 8 und x = 6 fehlen – die markierte Stelle wird in jedem Durchlauf erreicht, also gehört zu jedem Durchlauf eine Zeile (dort ändert sich außerdem s: 8 bzw. 6 werden abgelegt). (2) Es fehlt die Zeile mit den Anfangswerten (q = 5, 8, 3, 6, s leer, summe = 0) und die vorgegebene Spalte Durchlauf. (3) Leere Zellen statt „leer“ bzw. „–“ – man kann nicht unterscheiden, ob die Struktur leer ist oder der Eintrag vergessen wurde. (4) Der Endwert von summe ist nicht ausdrücklich angegeben.</w:t>
       </w:r>
     </w:p>
     <w:p>
